--- a/pr-preview/pr-266/measures-tracked-changes.docx
+++ b/pr-preview/pr-266/measures-tracked-changes.docx
@@ -16,7 +16,7 @@
       </w:pPr>
       <w:del w:id="1" w:author="PR Preview" w:date="2026-01-01T00:00:00Z">
         <w:r>
-          <w:delText xml:space="preserve">Last modified: 2026-10-13 11:22:25 (PDT)</w:delText>
+          <w:delText xml:space="preserve">Last modified: 2026-10-13 19:28:53 (PDT)</w:delText>
         </w:r>
       </w:del>
     </w:p>
@@ -200,7 +200,7 @@
       </w:pPr>
       <w:ins w:id="30" w:author="PR Preview" w:date="2026-01-01T00:00:00Z">
         <w:r>
-          <w:t xml:space="preserve">Last modified: 2026-10-13 13:45:46 (PDT)</w:t>
+          <w:t xml:space="preserve">Last modified: 2026-10-13 19:29:08 (PDT)</w:t>
         </w:r>
       </w:ins>
     </w:p>
@@ -7552,7 +7552,7 @@
     </w:p>
     <w:bookmarkEnd w:id="41"/>
     <w:bookmarkEnd w:id="42"/>
-    <w:bookmarkStart w:id="56" w:name="infinite-sums"/>
+    <w:bookmarkStart w:id="57" w:name="infinite-sums"/>
     <w:p>
       <w:pPr>
         <w:pStyle w:val="Heading2"/>
@@ -8915,7 +8915,7 @@
       </w:r>
     </w:p>
     <w:bookmarkEnd w:id="48"/>
-    <w:bookmarkStart w:id="50" w:name="def-infinite-sum"/>
+    <w:bookmarkStart w:id="51" w:name="def-infinite-sum"/>
     <w:p>
       <w:pPr>
         <w:pStyle w:val="BodyText"/>
@@ -9322,7 +9322,7 @@
       <w:r>
         <w:t xml:space="preserve"> </w:t>
       </w:r>
-      <w:hyperlink r:id="rId49">
+      <w:hyperlink r:id="rId50">
         <w:r>
           <w:rPr>
             <w:rStyle w:val="Hyperlink"/>
@@ -9443,8 +9443,8 @@
         <w:t xml:space="preserve">are defined the same way.</w:t>
       </w:r>
     </w:p>
-    <w:bookmarkEnd w:id="50"/>
-    <w:bookmarkStart w:id="51" w:name="exm-infinite-sum"/>
+    <w:bookmarkEnd w:id="51"/>
+    <w:bookmarkStart w:id="52" w:name="exm-infinite-sum"/>
     <w:p>
       <w:pPr>
         <w:pStyle w:val="BodyText"/>
@@ -9874,8 +9874,8 @@
         <w:t xml:space="preserve">.</w:t>
       </w:r>
     </w:p>
-    <w:bookmarkEnd w:id="51"/>
-    <w:bookmarkStart w:id="52" w:name="lem-nonneg-series"/>
+    <w:bookmarkEnd w:id="52"/>
+    <w:bookmarkStart w:id="53" w:name="lem-nonneg-series"/>
     <w:p>
       <w:pPr>
         <w:pStyle w:val="FirstParagraph"/>
@@ -10303,7 +10303,7 @@
         <w:t xml:space="preserve">.</w:t>
       </w:r>
     </w:p>
-    <w:bookmarkEnd w:id="52"/>
+    <w:bookmarkEnd w:id="53"/>
     <w:p>
       <w:pPr>
         <w:pStyle w:val="BodyText"/>
@@ -10666,7 +10666,7 @@
       <w:r>
         <w:t xml:space="preserve"> </w:t>
       </w:r>
-      <w:hyperlink r:id="rId53">
+      <w:hyperlink r:id="rId54">
         <w:r>
           <w:rPr>
             <w:rStyle w:val="Hyperlink"/>
@@ -10686,7 +10686,7 @@
       <w:r>
         <w:t xml:space="preserve"> </w:t>
       </w:r>
-      <w:hyperlink r:id="rId54">
+      <w:hyperlink r:id="rId55">
         <w:r>
           <w:rPr>
             <w:rStyle w:val="Hyperlink"/>
@@ -10729,7 +10729,7 @@
       <w:r>
         <w:t xml:space="preserve"> </w:t>
       </w:r>
-      <w:hyperlink r:id="rId55">
+      <w:hyperlink r:id="rId56">
         <w:r>
           <w:rPr>
             <w:rStyle w:val="Hyperlink"/>
@@ -10865,8 +10865,8 @@
         <w:t xml:space="preserve">.</w:t>
       </w:r>
     </w:p>
-    <w:bookmarkEnd w:id="56"/>
-    <w:bookmarkStart w:id="74" w:name="additivity"/>
+    <w:bookmarkEnd w:id="57"/>
+    <w:bookmarkStart w:id="75" w:name="additivity"/>
     <w:p>
       <w:pPr>
         <w:pStyle w:val="Heading2"/>
@@ -10875,7 +10875,7 @@
         <w:t xml:space="preserve">4 Additivity</w:t>
       </w:r>
     </w:p>
-    <w:bookmarkStart w:id="58" w:name="def-finite-additivity"/>
+    <w:bookmarkStart w:id="59" w:name="def-finite-additivity"/>
     <w:p>
       <w:pPr>
         <w:pStyle w:val="FirstParagraph"/>
@@ -10953,7 +10953,7 @@
       <w:r>
         <w:t xml:space="preserve"> </w:t>
       </w:r>
-      <w:hyperlink r:id="rId57">
+      <w:hyperlink r:id="rId58">
         <w:r>
           <w:rPr>
             <w:rStyle w:val="Hyperlink"/>
@@ -11283,8 +11283,8 @@
         </m:oMath>
       </m:oMathPara>
     </w:p>
-    <w:bookmarkEnd w:id="58"/>
-    <w:bookmarkStart w:id="59" w:name="exm-finite-additivity"/>
+    <w:bookmarkEnd w:id="59"/>
+    <w:bookmarkStart w:id="60" w:name="exm-finite-additivity"/>
     <w:p>
       <w:pPr>
         <w:pStyle w:val="FirstParagraph"/>
@@ -12039,8 +12039,8 @@
         <w:t xml:space="preserve">is finitely additive.</w:t>
       </w:r>
     </w:p>
-    <w:bookmarkEnd w:id="59"/>
-    <w:bookmarkStart w:id="60" w:name="exm-not-finitely-additive"/>
+    <w:bookmarkEnd w:id="60"/>
+    <w:bookmarkStart w:id="61" w:name="exm-not-finitely-additive"/>
     <w:p>
       <w:pPr>
         <w:pStyle w:val="BodyText"/>
@@ -12595,8 +12595,8 @@
         <w:t xml:space="preserve">is not finitely additive.</w:t>
       </w:r>
     </w:p>
-    <w:bookmarkEnd w:id="60"/>
-    <w:bookmarkStart w:id="61" w:name="def-countable-additivity"/>
+    <w:bookmarkEnd w:id="61"/>
+    <w:bookmarkStart w:id="62" w:name="def-countable-additivity"/>
     <w:p>
       <w:pPr>
         <w:pStyle w:val="BodyText"/>
@@ -13019,8 +13019,8 @@
         </m:oMath>
       </m:oMathPara>
     </w:p>
-    <w:bookmarkEnd w:id="61"/>
-    <w:bookmarkStart w:id="62" w:name="exm-countable-additivity"/>
+    <w:bookmarkEnd w:id="62"/>
+    <w:bookmarkStart w:id="63" w:name="exm-countable-additivity"/>
     <w:p>
       <w:pPr>
         <w:pStyle w:val="FirstParagraph"/>
@@ -13346,8 +13346,8 @@
         <w:t xml:space="preserve">is countably additive.</w:t>
       </w:r>
     </w:p>
-    <w:bookmarkEnd w:id="62"/>
-    <w:bookmarkStart w:id="63" w:name="rem-countable-additivity-sum-exists"/>
+    <w:bookmarkEnd w:id="63"/>
+    <w:bookmarkStart w:id="64" w:name="rem-countable-additivity-sum-exists"/>
     <w:p>
       <w:pPr>
         <w:pStyle w:val="BodyText"/>
@@ -13820,8 +13820,8 @@
         <w:t xml:space="preserve">.</w:t>
       </w:r>
     </w:p>
-    <w:bookmarkEnd w:id="63"/>
-    <w:bookmarkStart w:id="64" w:name="lem-countable-additivity-empty"/>
+    <w:bookmarkEnd w:id="64"/>
+    <w:bookmarkStart w:id="65" w:name="lem-countable-additivity-empty"/>
     <w:p>
       <w:pPr>
         <w:pStyle w:val="BodyText"/>
@@ -13996,7 +13996,7 @@
         <w:t xml:space="preserve">.</w:t>
       </w:r>
     </w:p>
-    <w:bookmarkEnd w:id="64"/>
+    <w:bookmarkEnd w:id="65"/>
     <w:p>
       <w:pPr>
         <w:pStyle w:val="BodyText"/>
@@ -14502,7 +14502,7 @@
       <w:r>
         <w:t xml:space="preserve"> </w:t>
       </w:r>
-      <w:hyperlink r:id="rId65">
+      <w:hyperlink r:id="rId66">
         <w:r>
           <w:rPr>
             <w:rStyle w:val="Hyperlink"/>
@@ -14566,7 +14566,7 @@
         <w:t xml:space="preserve">.</w:t>
       </w:r>
     </w:p>
-    <w:bookmarkStart w:id="66" w:name="exm-empty-set-zero"/>
+    <w:bookmarkStart w:id="67" w:name="exm-empty-set-zero"/>
     <w:p>
       <w:pPr>
         <w:pStyle w:val="BodyText"/>
@@ -14846,8 +14846,8 @@
         </m:oMath>
       </m:oMathPara>
     </w:p>
-    <w:bookmarkEnd w:id="66"/>
-    <w:bookmarkStart w:id="67" w:name="exm-empty-set-infinity"/>
+    <w:bookmarkEnd w:id="67"/>
+    <w:bookmarkStart w:id="68" w:name="exm-empty-set-infinity"/>
     <w:p>
       <w:pPr>
         <w:pStyle w:val="FirstParagraph"/>
@@ -15612,8 +15612,8 @@
         <w:t xml:space="preserve">.</w:t>
       </w:r>
     </w:p>
-    <w:bookmarkEnd w:id="67"/>
-    <w:bookmarkStart w:id="68" w:name="rem-empty-set-requirement"/>
+    <w:bookmarkEnd w:id="68"/>
+    <w:bookmarkStart w:id="69" w:name="rem-empty-set-requirement"/>
     <w:p>
       <w:pPr>
         <w:pStyle w:val="BodyText"/>
@@ -15774,8 +15774,8 @@
         <w:t xml:space="preserve">is an extra requirement, not a consequence of countable additivity.</w:t>
       </w:r>
     </w:p>
-    <w:bookmarkEnd w:id="68"/>
-    <w:bookmarkStart w:id="69" w:name="thm-countable-implies-finite"/>
+    <w:bookmarkEnd w:id="69"/>
+    <w:bookmarkStart w:id="70" w:name="thm-countable-implies-finite"/>
     <w:p>
       <w:pPr>
         <w:pStyle w:val="BodyText"/>
@@ -15940,7 +15940,7 @@
         <w:t xml:space="preserve">.</w:t>
       </w:r>
     </w:p>
-    <w:bookmarkEnd w:id="69"/>
+    <w:bookmarkEnd w:id="70"/>
     <w:p>
       <w:pPr>
         <w:pStyle w:val="BodyText"/>
@@ -16837,7 +16837,7 @@
         </m:oMath>
       </m:oMathPara>
     </w:p>
-    <w:bookmarkStart w:id="70" w:name="exm-finite-not-countable"/>
+    <w:bookmarkStart w:id="71" w:name="exm-finite-not-countable"/>
     <w:p>
       <w:pPr>
         <w:pStyle w:val="FirstParagraph"/>
@@ -18481,8 +18481,8 @@
         </m:oMath>
       </m:oMathPara>
     </w:p>
-    <w:bookmarkEnd w:id="70"/>
-    <w:bookmarkStart w:id="73" w:name="rem-finite-not-countable-converse"/>
+    <w:bookmarkEnd w:id="71"/>
+    <w:bookmarkStart w:id="74" w:name="rem-finite-not-countable-converse"/>
     <w:p>
       <w:pPr>
         <w:pStyle w:val="FirstParagraph"/>
@@ -18514,7 +18514,7 @@
       <w:r>
         <w:t xml:space="preserve"> </w:t>
       </w:r>
-      <w:hyperlink r:id="rId71">
+      <w:hyperlink r:id="rId72">
         <w:r>
           <w:rPr>
             <w:rStyle w:val="Hyperlink"/>
@@ -18604,7 +18604,7 @@
       <w:r>
         <w:t xml:space="preserve"> </w:t>
       </w:r>
-      <w:hyperlink r:id="rId72">
+      <w:hyperlink r:id="rId73">
         <w:r>
           <w:rPr>
             <w:rStyle w:val="Hyperlink"/>
@@ -18743,9 +18743,9 @@
         <w:t xml:space="preserve">is finite.</w:t>
       </w:r>
     </w:p>
-    <w:bookmarkEnd w:id="73"/>
     <w:bookmarkEnd w:id="74"/>
-    <w:bookmarkStart w:id="99" w:name="measures"/>
+    <w:bookmarkEnd w:id="75"/>
+    <w:bookmarkStart w:id="100" w:name="measures"/>
     <w:p>
       <w:pPr>
         <w:pStyle w:val="Heading2"/>
@@ -18754,7 +18754,7 @@
         <w:t xml:space="preserve">5 Measures</w:t>
       </w:r>
     </w:p>
-    <w:bookmarkStart w:id="75" w:name="def-measure"/>
+    <w:bookmarkStart w:id="76" w:name="def-measure"/>
     <w:p>
       <w:pPr>
         <w:pStyle w:val="FirstParagraph"/>
@@ -18975,8 +18975,8 @@
         <w:t xml:space="preserve">.</w:t>
       </w:r>
     </w:p>
-    <w:bookmarkEnd w:id="75"/>
-    <w:bookmarkStart w:id="76" w:name="exm-measure"/>
+    <w:bookmarkEnd w:id="76"/>
+    <w:bookmarkStart w:id="77" w:name="exm-measure"/>
     <w:p>
       <w:pPr>
         <w:pStyle w:val="FirstParagraph"/>
@@ -19226,8 +19226,8 @@
         <w:t xml:space="preserve">so it is a measure.</w:t>
       </w:r>
     </w:p>
-    <w:bookmarkEnd w:id="76"/>
-    <w:bookmarkStart w:id="77" w:name="cor-measure-finitely-additive"/>
+    <w:bookmarkEnd w:id="77"/>
+    <w:bookmarkStart w:id="78" w:name="cor-measure-finitely-additive"/>
     <w:p>
       <w:pPr>
         <w:pStyle w:val="BodyText"/>
@@ -19277,7 +19277,7 @@
         <w:t xml:space="preserve">.</w:t>
       </w:r>
     </w:p>
-    <w:bookmarkEnd w:id="77"/>
+    <w:bookmarkEnd w:id="78"/>
     <w:p>
       <w:pPr>
         <w:pStyle w:val="BodyText"/>
@@ -19385,7 +19385,7 @@
         <w:t xml:space="preserve">applies to it.</w:t>
       </w:r>
     </w:p>
-    <w:bookmarkStart w:id="78" w:name="def-counting-measure"/>
+    <w:bookmarkStart w:id="79" w:name="def-counting-measure"/>
     <w:p>
       <w:pPr>
         <w:pStyle w:val="BodyText"/>
@@ -19654,8 +19654,8 @@
         </m:oMath>
       </m:oMathPara>
     </w:p>
-    <w:bookmarkEnd w:id="78"/>
-    <w:bookmarkStart w:id="80" w:name="exm-counting-measure"/>
+    <w:bookmarkEnd w:id="79"/>
+    <w:bookmarkStart w:id="81" w:name="exm-counting-measure"/>
     <w:p>
       <w:pPr>
         <w:pStyle w:val="FirstParagraph"/>
@@ -19690,7 +19690,7 @@
       <w:r>
         <w:t xml:space="preserve"> </w:t>
       </w:r>
-      <w:hyperlink r:id="rId79">
+      <w:hyperlink r:id="rId80">
         <w:r>
           <w:rPr>
             <w:rStyle w:val="Hyperlink"/>
@@ -20157,8 +20157,8 @@
         </m:oMath>
       </m:oMathPara>
     </w:p>
-    <w:bookmarkEnd w:id="80"/>
-    <w:bookmarkStart w:id="81" w:name="def-measurable-space"/>
+    <w:bookmarkEnd w:id="81"/>
+    <w:bookmarkStart w:id="82" w:name="def-measurable-space"/>
     <w:p>
       <w:pPr>
         <w:pStyle w:val="FirstParagraph"/>
@@ -20322,8 +20322,8 @@
         <w:t xml:space="preserve">.</w:t>
       </w:r>
     </w:p>
-    <w:bookmarkEnd w:id="81"/>
-    <w:bookmarkStart w:id="82" w:name="exm-measurable-space"/>
+    <w:bookmarkEnd w:id="82"/>
+    <w:bookmarkStart w:id="83" w:name="exm-measurable-space"/>
     <w:p>
       <w:pPr>
         <w:pStyle w:val="BodyText"/>
@@ -20708,8 +20708,8 @@
         <w:t xml:space="preserve">is not one of them.</w:t>
       </w:r>
     </w:p>
-    <w:bookmarkEnd w:id="82"/>
-    <w:bookmarkStart w:id="83" w:name="def-measure-space"/>
+    <w:bookmarkEnd w:id="83"/>
+    <w:bookmarkStart w:id="84" w:name="def-measure-space"/>
     <w:p>
       <w:pPr>
         <w:pStyle w:val="FirstParagraph"/>
@@ -20843,8 +20843,8 @@
         <w:t xml:space="preserve">.</w:t>
       </w:r>
     </w:p>
-    <w:bookmarkEnd w:id="83"/>
-    <w:bookmarkStart w:id="84" w:name="exm-measure-space"/>
+    <w:bookmarkEnd w:id="84"/>
+    <w:bookmarkStart w:id="85" w:name="exm-measure-space"/>
     <w:p>
       <w:pPr>
         <w:pStyle w:val="BodyText"/>
@@ -21136,8 +21136,8 @@
         <w:t xml:space="preserve">a measure space.</w:t>
       </w:r>
     </w:p>
-    <w:bookmarkEnd w:id="84"/>
-    <w:bookmarkStart w:id="85" w:name="def-lebesgue-measure"/>
+    <w:bookmarkEnd w:id="85"/>
+    <w:bookmarkStart w:id="86" w:name="def-lebesgue-measure"/>
     <w:p>
       <w:pPr>
         <w:pStyle w:val="BodyText"/>
@@ -21616,8 +21616,8 @@
         <w:t xml:space="preserve">.</w:t>
       </w:r>
     </w:p>
-    <w:bookmarkEnd w:id="85"/>
-    <w:bookmarkStart w:id="87" w:name="rem-lebesgue-measure-exists"/>
+    <w:bookmarkEnd w:id="86"/>
+    <w:bookmarkStart w:id="88" w:name="rem-lebesgue-measure-exists"/>
     <w:p>
       <w:pPr>
         <w:pStyle w:val="BodyText"/>
@@ -21778,7 +21778,7 @@
       <w:r>
         <w:t xml:space="preserve"> </w:t>
       </w:r>
-      <w:hyperlink r:id="rId86">
+      <w:hyperlink r:id="rId87">
         <w:r>
           <w:rPr>
             <w:rStyle w:val="Hyperlink"/>
@@ -21827,8 +21827,8 @@
         <w:t xml:space="preserve">the Lebesgue-measurable sets, with the same values on Borel sets).</w:t>
       </w:r>
     </w:p>
-    <w:bookmarkEnd w:id="87"/>
-    <w:bookmarkStart w:id="88" w:name="def-lebesgue-measure-interval"/>
+    <w:bookmarkEnd w:id="88"/>
+    <w:bookmarkStart w:id="89" w:name="def-lebesgue-measure-interval"/>
     <w:p>
       <w:pPr>
         <w:pStyle w:val="BodyText"/>
@@ -21968,8 +21968,8 @@
         </w:r>
       </w:ins>
     </w:p>
-    <w:bookmarkEnd w:id="88"/>
-    <w:bookmarkStart w:id="89" w:name="exm-lebesgue-measure"/>
+    <w:bookmarkEnd w:id="89"/>
+    <w:bookmarkStart w:id="90" w:name="exm-lebesgue-measure"/>
     <w:p>
       <w:pPr>
         <w:pStyle w:val="BodyText"/>
@@ -22785,8 +22785,8 @@
         </m:oMath>
       </m:oMathPara>
     </w:p>
-    <w:bookmarkEnd w:id="89"/>
-    <w:bookmarkStart w:id="92" w:name="rem-measure-size"/>
+    <w:bookmarkEnd w:id="90"/>
+    <w:bookmarkStart w:id="93" w:name="rem-measure-size"/>
     <w:p>
       <w:pPr>
         <w:pStyle w:val="FirstParagraph"/>
@@ -23201,7 +23201,7 @@
       <w:r>
         <w:t xml:space="preserve"> </w:t>
       </w:r>
-      <w:hyperlink r:id="rId90">
+      <w:hyperlink r:id="rId91">
         <w:r>
           <w:rPr>
             <w:rStyle w:val="Hyperlink"/>
@@ -23218,7 +23218,7 @@
       <w:r>
         <w:t xml:space="preserve"> </w:t>
       </w:r>
-      <w:hyperlink r:id="rId91">
+      <w:hyperlink r:id="rId92">
         <w:r>
           <w:rPr>
             <w:rStyle w:val="Hyperlink"/>
@@ -23233,8 +23233,8 @@
         <w:t xml:space="preserve">theorems.</w:t>
       </w:r>
     </w:p>
-    <w:bookmarkEnd w:id="92"/>
-    <w:bookmarkStart w:id="93" w:name="def-measure-zero"/>
+    <w:bookmarkEnd w:id="93"/>
+    <w:bookmarkStart w:id="94" w:name="def-measure-zero"/>
     <w:p>
       <w:pPr>
         <w:pStyle w:val="BodyText"/>
@@ -23741,8 +23741,8 @@
         </w:r>
       </w:ins>
     </w:p>
-    <w:bookmarkEnd w:id="93"/>
-    <w:bookmarkStart w:id="94" w:name="exm-measure-zero"/>
+    <w:bookmarkEnd w:id="94"/>
+    <w:bookmarkStart w:id="95" w:name="exm-measure-zero"/>
     <w:p>
       <w:pPr>
         <w:pStyle w:val="BodyText"/>
@@ -23916,8 +23916,8 @@
         <w:t xml:space="preserve">although neither set is empty.</w:t>
       </w:r>
     </w:p>
-    <w:bookmarkEnd w:id="94"/>
-    <w:bookmarkStart w:id="95" w:name="def-almost-everywhere"/>
+    <w:bookmarkEnd w:id="95"/>
+    <w:bookmarkStart w:id="96" w:name="def-almost-everywhere"/>
     <w:p>
       <w:pPr>
         <w:pStyle w:val="FirstParagraph"/>
@@ -24592,8 +24592,8 @@
         </w:r>
       </w:ins>
     </w:p>
-    <w:bookmarkEnd w:id="95"/>
-    <w:bookmarkStart w:id="96" w:name="exm-almost-everywhere"/>
+    <w:bookmarkEnd w:id="96"/>
+    <w:bookmarkStart w:id="97" w:name="exm-almost-everywhere"/>
     <w:p>
       <w:pPr>
         <w:pStyle w:val="BodyText"/>
@@ -24984,8 +24984,8 @@
         <w:t xml:space="preserve">so a statement holds almost everywhere only if it holds everywhere.</w:t>
       </w:r>
     </w:p>
-    <w:bookmarkEnd w:id="96"/>
-    <w:bookmarkStart w:id="97" w:name="def-sigma-finite"/>
+    <w:bookmarkEnd w:id="97"/>
+    <w:bookmarkStart w:id="98" w:name="def-sigma-finite"/>
     <w:p>
       <w:pPr>
         <w:pStyle w:val="BodyText"/>
@@ -25968,8 +25968,8 @@
         </w:r>
       </w:ins>
     </w:p>
-    <w:bookmarkEnd w:id="97"/>
-    <w:bookmarkStart w:id="98" w:name="exm-sigma-finite"/>
+    <w:bookmarkEnd w:id="98"/>
+    <w:bookmarkStart w:id="99" w:name="exm-sigma-finite"/>
     <w:p>
       <w:pPr>
         <w:pStyle w:val="BodyText"/>
@@ -26812,9 +26812,9 @@
         <w:t xml:space="preserve">.</w:t>
       </w:r>
     </w:p>
-    <w:bookmarkEnd w:id="98"/>
     <w:bookmarkEnd w:id="99"/>
-    <w:bookmarkStart w:id="104" w:name="probability-measures"/>
+    <w:bookmarkEnd w:id="100"/>
+    <w:bookmarkStart w:id="105" w:name="probability-measures"/>
     <w:p>
       <w:pPr>
         <w:pStyle w:val="Heading2"/>
@@ -26823,7 +26823,7 @@
         <w:t xml:space="preserve">6 Probability measures</w:t>
       </w:r>
     </w:p>
-    <w:bookmarkStart w:id="100" w:name="def-probability-measure"/>
+    <w:bookmarkStart w:id="101" w:name="def-probability-measure"/>
     <w:p>
       <w:pPr>
         <w:pStyle w:val="FirstParagraph"/>
@@ -27580,8 +27580,8 @@
         </m:oMath>
       </m:oMathPara>
     </w:p>
-    <w:bookmarkEnd w:id="100"/>
-    <w:bookmarkStart w:id="101" w:name="exm-probability-measure"/>
+    <w:bookmarkEnd w:id="101"/>
+    <w:bookmarkStart w:id="102" w:name="exm-probability-measure"/>
     <w:p>
       <w:pPr>
         <w:pStyle w:val="FirstParagraph"/>
@@ -28543,8 +28543,8 @@
         <w:t xml:space="preserve">.</w:t>
       </w:r>
     </w:p>
-    <w:bookmarkEnd w:id="101"/>
-    <w:bookmarkStart w:id="102" w:name="def-probability-space"/>
+    <w:bookmarkEnd w:id="102"/>
+    <w:bookmarkStart w:id="103" w:name="def-probability-space"/>
     <w:p>
       <w:pPr>
         <w:pStyle w:val="FirstParagraph"/>
@@ -28891,8 +28891,8 @@
         </w:r>
       </w:ins>
     </w:p>
-    <w:bookmarkEnd w:id="102"/>
-    <w:bookmarkStart w:id="103" w:name="rem-mutually-exclusive"/>
+    <w:bookmarkEnd w:id="103"/>
+    <w:bookmarkStart w:id="104" w:name="rem-mutually-exclusive"/>
     <w:p>
       <w:pPr>
         <w:pStyle w:val="BodyText"/>
@@ -29104,9 +29104,9 @@
         <w:t xml:space="preserve">no roll is both even and odd.</w:t>
       </w:r>
     </w:p>
-    <w:bookmarkEnd w:id="103"/>
     <w:bookmarkEnd w:id="104"/>
-    <w:bookmarkStart w:id="123" w:name="measurable-functions-and-integrals"/>
+    <w:bookmarkEnd w:id="105"/>
+    <w:bookmarkStart w:id="124" w:name="measurable-functions-and-integrals"/>
     <w:p>
       <w:pPr>
         <w:pStyle w:val="Heading2"/>
@@ -29115,7 +29115,7 @@
         <w:t xml:space="preserve">7 Measurable functions and integrals</w:t>
       </w:r>
     </w:p>
-    <w:bookmarkStart w:id="105" w:name="def-measurable-function"/>
+    <w:bookmarkStart w:id="106" w:name="def-measurable-function"/>
     <w:p>
       <w:pPr>
         <w:pStyle w:val="FirstParagraph"/>
@@ -29219,7 +29219,7 @@
           <w:delText xml:space="preserve"> </w:delText>
         </w:r>
       </w:del>
-      <w:hyperlink r:id="rId57">
+      <w:hyperlink r:id="rId58">
         <w:del w:id="452" w:author="PR Preview" w:date="2026-01-01T00:00:00Z">
           <w:r>
             <w:rPr>
@@ -29880,7 +29880,7 @@
           <w:delText xml:space="preserve"> </w:delText>
         </w:r>
       </w:del>
-      <w:hyperlink r:id="rId106">
+      <w:hyperlink r:id="rId107">
         <w:del w:id="510" w:author="PR Preview" w:date="2026-01-01T00:00:00Z">
           <w:r>
             <w:rPr>
@@ -30189,7 +30189,7 @@
           <w:t xml:space="preserve"> </w:t>
         </w:r>
       </w:ins>
-      <w:hyperlink r:id="rId57">
+      <w:hyperlink r:id="rId58">
         <w:ins w:id="537" w:author="PR Preview" w:date="2026-01-01T00:00:00Z">
           <w:r>
             <w:rPr>
@@ -30446,8 +30446,8 @@
         </m:oMath>
       </m:oMathPara>
     </w:p>
-    <w:bookmarkEnd w:id="105"/>
-    <w:bookmarkStart w:id="107" w:name="rem-measurable-function-general"/>
+    <w:bookmarkEnd w:id="106"/>
+    <w:bookmarkStart w:id="108" w:name="rem-measurable-function-general"/>
     <w:p>
       <w:pPr>
         <w:pStyle w:val="FirstParagraph"/>
@@ -30852,7 +30852,7 @@
           <w:t xml:space="preserve"> </w:t>
         </w:r>
       </w:ins>
-      <w:hyperlink r:id="rId106">
+      <w:hyperlink r:id="rId107">
         <w:ins w:id="595" w:author="PR Preview" w:date="2026-01-01T00:00:00Z">
           <w:r>
             <w:rPr>
@@ -31058,8 +31058,8 @@
         </w:r>
       </w:ins>
     </w:p>
-    <w:bookmarkEnd w:id="107"/>
-    <w:bookmarkStart w:id="108" w:name="exm-measurable-function"/>
+    <w:bookmarkEnd w:id="108"/>
+    <w:bookmarkStart w:id="109" w:name="exm-measurable-function"/>
     <w:p>
       <w:pPr>
         <w:pStyle w:val="BodyText"/>
@@ -31980,8 +31980,8 @@
         <w:t xml:space="preserve">, is measurable.</w:t>
       </w:r>
     </w:p>
-    <w:bookmarkEnd w:id="108"/>
-    <w:bookmarkStart w:id="111" w:name="def-integral-nonneg"/>
+    <w:bookmarkEnd w:id="109"/>
+    <w:bookmarkStart w:id="112" w:name="def-integral-nonneg"/>
     <w:p>
       <w:pPr>
         <w:pStyle w:val="BodyText"/>
@@ -32728,7 +32728,7 @@
       <w:r>
         <w:t xml:space="preserve"> </w:t>
       </w:r>
-      <w:hyperlink r:id="rId109">
+      <w:hyperlink r:id="rId110">
         <w:r>
           <w:rPr>
             <w:rStyle w:val="Hyperlink"/>
@@ -32918,7 +32918,7 @@
       <w:r>
         <w:t xml:space="preserve"> </w:t>
       </w:r>
-      <w:hyperlink r:id="rId110">
+      <w:hyperlink r:id="rId111">
         <w:r>
           <w:rPr>
             <w:rStyle w:val="Hyperlink"/>
@@ -33210,8 +33210,8 @@
         <w:t xml:space="preserve">(Billingsley 1995, sec. 15)</w:t>
       </w:r>
     </w:p>
-    <w:bookmarkEnd w:id="111"/>
-    <w:bookmarkStart w:id="114" w:name="rem-integral-nonneg-lower-sums"/>
+    <w:bookmarkEnd w:id="112"/>
+    <w:bookmarkStart w:id="115" w:name="rem-integral-nonneg-lower-sums"/>
     <w:p>
       <w:pPr>
         <w:pStyle w:val="BodyText"/>
@@ -33434,7 +33434,7 @@
           <w:delText xml:space="preserve"> </w:delText>
         </w:r>
       </w:del>
-      <w:hyperlink r:id="rId112">
+      <w:hyperlink r:id="rId113">
         <w:del w:id="697" w:author="PR Preview" w:date="2026-01-01T00:00:00Z">
           <w:r>
             <w:rPr>
@@ -33628,7 +33628,7 @@
           <w:delText xml:space="preserve"> </w:delText>
         </w:r>
       </w:del>
-      <w:hyperlink r:id="rId113">
+      <w:hyperlink r:id="rId114">
         <w:del w:id="708" w:author="PR Preview" w:date="2026-01-01T00:00:00Z">
           <w:r>
             <w:rPr>
@@ -33866,7 +33866,7 @@
           <w:t xml:space="preserve"> </w:t>
         </w:r>
       </w:ins>
-      <w:hyperlink r:id="rId112">
+      <w:hyperlink r:id="rId113">
         <w:ins w:id="739" w:author="PR Preview" w:date="2026-01-01T00:00:00Z">
           <w:r>
             <w:rPr>
@@ -34060,7 +34060,7 @@
           <w:t xml:space="preserve"> </w:t>
         </w:r>
       </w:ins>
-      <w:hyperlink r:id="rId113">
+      <w:hyperlink r:id="rId114">
         <w:ins w:id="750" w:author="PR Preview" w:date="2026-01-01T00:00:00Z">
           <w:r>
             <w:rPr>
@@ -34076,8 +34076,8 @@
         </w:r>
       </w:ins>
     </w:p>
-    <w:bookmarkEnd w:id="114"/>
-    <w:bookmarkStart w:id="115" w:name="exm-integral-nonneg"/>
+    <w:bookmarkEnd w:id="115"/>
+    <w:bookmarkStart w:id="116" w:name="exm-integral-nonneg"/>
     <w:p>
       <w:pPr>
         <w:pStyle w:val="BodyText"/>
@@ -35505,8 +35505,8 @@
         <w:t xml:space="preserve">.</w:t>
       </w:r>
     </w:p>
-    <w:bookmarkEnd w:id="115"/>
-    <w:bookmarkStart w:id="116" w:name="def-positive-negative-parts"/>
+    <w:bookmarkEnd w:id="116"/>
+    <w:bookmarkStart w:id="117" w:name="def-positive-negative-parts"/>
     <w:p>
       <w:pPr>
         <w:pStyle w:val="BodyText"/>
@@ -37317,8 +37317,8 @@
         </w:r>
       </w:ins>
     </w:p>
-    <w:bookmarkEnd w:id="116"/>
-    <w:bookmarkStart w:id="117" w:name="def-integral"/>
+    <w:bookmarkEnd w:id="117"/>
+    <w:bookmarkStart w:id="118" w:name="def-integral"/>
     <w:p>
       <w:pPr>
         <w:pStyle w:val="BodyText"/>
@@ -37918,8 +37918,8 @@
         <w:t xml:space="preserve">(Billingsley 1995, sec. 15)</w:t>
       </w:r>
     </w:p>
-    <w:bookmarkEnd w:id="117"/>
-    <w:bookmarkStart w:id="118" w:name="exm-integral"/>
+    <w:bookmarkEnd w:id="118"/>
+    <w:bookmarkStart w:id="119" w:name="exm-integral"/>
     <w:p>
       <w:pPr>
         <w:pStyle w:val="BodyText"/>
@@ -38657,8 +38657,8 @@
         </m:oMath>
       </m:oMathPara>
     </w:p>
-    <w:bookmarkEnd w:id="118"/>
-    <w:bookmarkStart w:id="120" w:name="def-absolutely-integrable"/>
+    <w:bookmarkEnd w:id="119"/>
+    <w:bookmarkStart w:id="121" w:name="def-absolutely-integrable"/>
     <w:p>
       <w:pPr>
         <w:pStyle w:val="FirstParagraph"/>
@@ -38911,7 +38911,7 @@
           <w:delText xml:space="preserve"> </w:delText>
         </w:r>
       </w:del>
-      <w:hyperlink r:id="rId119">
+      <w:hyperlink r:id="rId120">
         <w:del w:id="961" w:author="PR Preview" w:date="2026-01-01T00:00:00Z">
           <w:r>
             <w:rPr>
@@ -39184,7 +39184,7 @@
           <w:t xml:space="preserve"> </w:t>
         </w:r>
       </w:ins>
-      <w:hyperlink r:id="rId119">
+      <w:hyperlink r:id="rId120">
         <w:ins w:id="995" w:author="PR Preview" w:date="2026-01-01T00:00:00Z">
           <w:r>
             <w:rPr>
@@ -39298,8 +39298,8 @@
         <w:t xml:space="preserve">.</w:t>
       </w:r>
     </w:p>
-    <w:bookmarkEnd w:id="120"/>
-    <w:bookmarkStart w:id="121" w:name="rem-absolutely-integrable-integral"/>
+    <w:bookmarkEnd w:id="121"/>
+    <w:bookmarkStart w:id="122" w:name="rem-absolutely-integrable-integral"/>
     <w:p>
       <w:pPr>
         <w:pStyle w:val="BodyText"/>
@@ -40298,8 +40298,8 @@
         </w:r>
       </w:ins>
     </w:p>
-    <w:bookmarkEnd w:id="121"/>
-    <w:bookmarkStart w:id="122" w:name="exm-absolutely-integrable"/>
+    <w:bookmarkEnd w:id="122"/>
+    <w:bookmarkStart w:id="123" w:name="exm-absolutely-integrable"/>
     <w:p>
       <w:pPr>
         <w:pStyle w:val="BodyText"/>
@@ -40803,9 +40803,9 @@
         <w:t xml:space="preserve">).</w:t>
       </w:r>
     </w:p>
-    <w:bookmarkEnd w:id="122"/>
     <w:bookmarkEnd w:id="123"/>
-    <w:bookmarkStart w:id="135" w:name="lp-spaces"/>
+    <w:bookmarkEnd w:id="124"/>
+    <w:bookmarkStart w:id="136" w:name="lp-spaces"/>
     <w:p>
       <w:pPr>
         <w:pStyle w:val="Heading2"/>
@@ -40837,7 +40837,7 @@
         <w:t xml:space="preserve">spaces</w:t>
       </w:r>
     </w:p>
-    <w:bookmarkStart w:id="125" w:name="def-lp-space"/>
+    <w:bookmarkStart w:id="126" w:name="def-lp-space"/>
     <w:p>
       <w:pPr>
         <w:pStyle w:val="FirstParagraph"/>
@@ -41565,7 +41565,7 @@
           <w:delText xml:space="preserve"> </w:delText>
         </w:r>
       </w:del>
-      <w:hyperlink r:id="rId124">
+      <w:hyperlink r:id="rId125">
         <w:del w:id="1125" w:author="PR Preview" w:date="2026-01-01T00:00:00Z">
           <w:r>
             <w:rPr>
@@ -42982,7 +42982,7 @@
           <w:t xml:space="preserve"> </w:t>
         </w:r>
       </w:ins>
-      <w:hyperlink r:id="rId124">
+      <w:hyperlink r:id="rId125">
         <w:ins w:id="1208" w:author="PR Preview" w:date="2026-01-01T00:00:00Z">
           <w:r>
             <w:rPr>
@@ -43340,8 +43340,8 @@
         </w:r>
       </w:ins>
     </w:p>
-    <w:bookmarkEnd w:id="125"/>
-    <w:bookmarkStart w:id="126" w:name="exm-lp-space"/>
+    <w:bookmarkEnd w:id="126"/>
+    <w:bookmarkStart w:id="127" w:name="exm-lp-space"/>
     <w:p>
       <w:pPr>
         <w:pStyle w:val="BodyText"/>
@@ -44582,8 +44582,8 @@
         <w:t xml:space="preserve">on finite-measure sets: higher exponents impose stricter integrability requirements near singularities.</w:t>
       </w:r>
     </w:p>
-    <w:bookmarkEnd w:id="126"/>
-    <w:bookmarkStart w:id="127" w:name="def-linf-space"/>
+    <w:bookmarkEnd w:id="127"/>
+    <w:bookmarkStart w:id="128" w:name="def-linf-space"/>
     <w:p>
       <w:pPr>
         <w:pStyle w:val="BodyText"/>
@@ -45802,8 +45802,8 @@
         </w:r>
       </w:ins>
     </w:p>
-    <w:bookmarkEnd w:id="127"/>
-    <w:bookmarkStart w:id="128" w:name="thm-holder-inequality"/>
+    <w:bookmarkEnd w:id="128"/>
+    <w:bookmarkStart w:id="129" w:name="thm-holder-inequality"/>
     <w:p>
       <w:pPr>
         <w:pStyle w:val="BodyText"/>
@@ -46621,8 +46621,8 @@
         <w:t xml:space="preserve">this inequality is the Cauchy-Schwarz inequality for integrals.</w:t>
       </w:r>
     </w:p>
-    <w:bookmarkEnd w:id="128"/>
-    <w:bookmarkStart w:id="129" w:name="thm-minkowski-inequality"/>
+    <w:bookmarkEnd w:id="129"/>
+    <w:bookmarkStart w:id="130" w:name="thm-minkowski-inequality"/>
     <w:p>
       <w:pPr>
         <w:pStyle w:val="BodyText"/>
@@ -47560,7 +47560,7 @@
       <w:r>
         <w:t xml:space="preserve"> </w:t>
       </w:r>
-      <w:hyperlink r:id="rId124">
+      <w:hyperlink r:id="rId125">
         <w:r>
           <w:rPr>
             <w:rStyle w:val="Hyperlink"/>
@@ -47572,8 +47572,8 @@
         <w:t xml:space="preserve">.</w:t>
       </w:r>
     </w:p>
-    <w:bookmarkEnd w:id="129"/>
-    <w:bookmarkStart w:id="131" w:name="exm-holder-inequality"/>
+    <w:bookmarkEnd w:id="130"/>
+    <w:bookmarkStart w:id="132" w:name="exm-holder-inequality"/>
     <w:p>
       <w:pPr>
         <w:pStyle w:val="BodyText"/>
@@ -48232,7 +48232,7 @@
       <w:r>
         <w:t xml:space="preserve"> </w:t>
       </w:r>
-      <w:hyperlink r:id="rId130">
+      <w:hyperlink r:id="rId131">
         <w:r>
           <w:rPr>
             <w:rStyle w:val="Hyperlink"/>
@@ -48611,8 +48611,8 @@
         <w:t xml:space="preserve">guaranteeing that the covariance between any two square-integrable random variables is finite.</w:t>
       </w:r>
     </w:p>
-    <w:bookmarkEnd w:id="131"/>
-    <w:bookmarkStart w:id="134" w:name="rem-lp-spaces-machine-learning"/>
+    <w:bookmarkEnd w:id="132"/>
+    <w:bookmarkStart w:id="135" w:name="rem-lp-spaces-machine-learning"/>
     <w:p>
       <w:pPr>
         <w:pStyle w:val="FirstParagraph"/>
@@ -49303,7 +49303,7 @@
       <w:r>
         <w:t xml:space="preserve"> </w:t>
       </w:r>
-      <w:hyperlink r:id="rId132">
+      <w:hyperlink r:id="rId133">
         <w:r>
           <w:rPr>
             <w:rStyle w:val="Hyperlink"/>
@@ -49680,7 +49680,7 @@
       <w:r>
         <w:t xml:space="preserve"> </w:t>
       </w:r>
-      <w:hyperlink r:id="rId133">
+      <w:hyperlink r:id="rId134">
         <w:r>
           <w:rPr>
             <w:rStyle w:val="Hyperlink"/>
@@ -50227,9 +50227,9 @@
         <w:t xml:space="preserve">minimizes the worst-case maximum error across all instances.</w:t>
       </w:r>
     </w:p>
-    <w:bookmarkEnd w:id="134"/>
     <w:bookmarkEnd w:id="135"/>
-    <w:bookmarkStart w:id="141" w:name="product-measures"/>
+    <w:bookmarkEnd w:id="136"/>
+    <w:bookmarkStart w:id="142" w:name="product-measures"/>
     <w:p>
       <w:pPr>
         <w:pStyle w:val="Heading2"/>
@@ -50238,7 +50238,7 @@
         <w:t xml:space="preserve">9 Product measures</w:t>
       </w:r>
     </w:p>
-    <w:bookmarkStart w:id="137" w:name="def-product-sigma-algebra"/>
+    <w:bookmarkStart w:id="138" w:name="def-product-sigma-algebra"/>
     <w:p>
       <w:pPr>
         <w:pStyle w:val="FirstParagraph"/>
@@ -50434,7 +50434,7 @@
           <w:delText xml:space="preserve"> </w:delText>
         </w:r>
       </w:del>
-      <w:hyperlink r:id="rId136">
+      <w:hyperlink r:id="rId137">
         <w:del w:id="1521" w:author="PR Preview" w:date="2026-01-01T00:00:00Z">
           <w:r>
             <w:rPr>
@@ -50873,7 +50873,7 @@
           <w:t xml:space="preserve"> </w:t>
         </w:r>
       </w:ins>
-      <w:hyperlink r:id="rId136">
+      <w:hyperlink r:id="rId137">
         <w:ins w:id="1567" w:author="PR Preview" w:date="2026-01-01T00:00:00Z">
           <w:r>
             <w:rPr>
@@ -51117,8 +51117,8 @@
         </w:r>
       </w:ins>
     </w:p>
-    <w:bookmarkEnd w:id="137"/>
-    <w:bookmarkStart w:id="138" w:name="exm-product-sigma-algebra"/>
+    <w:bookmarkEnd w:id="138"/>
+    <w:bookmarkStart w:id="139" w:name="exm-product-sigma-algebra"/>
     <w:p>
       <w:pPr>
         <w:pStyle w:val="BodyText"/>
@@ -51617,8 +51617,8 @@
         <w:t xml:space="preserve">.</w:t>
       </w:r>
     </w:p>
-    <w:bookmarkEnd w:id="138"/>
-    <w:bookmarkStart w:id="139" w:name="def-product-measure"/>
+    <w:bookmarkEnd w:id="139"/>
+    <w:bookmarkStart w:id="140" w:name="def-product-measure"/>
     <w:p>
       <w:pPr>
         <w:pStyle w:val="FirstParagraph"/>
@@ -52629,8 +52629,8 @@
         <w:t xml:space="preserve">.</w:t>
       </w:r>
     </w:p>
-    <w:bookmarkEnd w:id="139"/>
-    <w:bookmarkStart w:id="140" w:name="exm-product-measure"/>
+    <w:bookmarkEnd w:id="140"/>
+    <w:bookmarkStart w:id="141" w:name="exm-product-measure"/>
     <w:p>
       <w:pPr>
         <w:pStyle w:val="BodyText"/>
@@ -53287,9 +53287,9 @@
         <w:t xml:space="preserve">the area of the rectangle.</w:t>
       </w:r>
     </w:p>
-    <w:bookmarkEnd w:id="140"/>
     <w:bookmarkEnd w:id="141"/>
-    <w:bookmarkStart w:id="142" w:name="sec-further-reading"/>
+    <w:bookmarkEnd w:id="142"/>
+    <w:bookmarkStart w:id="143" w:name="sec-further-reading"/>
     <w:p>
       <w:pPr>
         <w:pStyle w:val="Heading2"/>
@@ -53392,8 +53392,8 @@
         <w:t xml:space="preserve">that opens with a chapter on introductory measure theory.</w:t>
       </w:r>
     </w:p>
-    <w:bookmarkEnd w:id="142"/>
-    <w:bookmarkStart w:id="151" w:name="references"/>
+    <w:bookmarkEnd w:id="143"/>
+    <w:bookmarkStart w:id="152" w:name="references"/>
     <w:p>
       <w:pPr>
         <w:pStyle w:val="Heading2"/>
@@ -53402,8 +53402,8 @@
         <w:t xml:space="preserve">References</w:t>
       </w:r>
     </w:p>
-    <w:bookmarkStart w:id="150" w:name="refs"/>
-    <w:bookmarkStart w:id="143" w:name="ref-billingsley1995probability"/>
+    <w:bookmarkStart w:id="151" w:name="refs"/>
+    <w:bookmarkStart w:id="144" w:name="ref-billingsley1995probability"/>
     <w:p>
       <w:pPr>
         <w:pStyle w:val="Bibliography"/>
@@ -53425,8 +53425,8 @@
         <w:t xml:space="preserve">. 3rd ed. Wiley Series in Probability and Mathematical Statistics. Wiley.</w:t>
       </w:r>
     </w:p>
-    <w:bookmarkEnd w:id="143"/>
-    <w:bookmarkStart w:id="145" w:name="ref-CaseBerg01"/>
+    <w:bookmarkEnd w:id="144"/>
+    <w:bookmarkStart w:id="146" w:name="ref-CaseBerg01"/>
     <w:p>
       <w:pPr>
         <w:pStyle w:val="Bibliography"/>
@@ -53450,7 +53450,7 @@
       <w:r>
         <w:t xml:space="preserve"> </w:t>
       </w:r>
-      <w:hyperlink r:id="rId144">
+      <w:hyperlink r:id="rId145">
         <w:r>
           <w:rPr>
             <w:rStyle w:val="Hyperlink"/>
@@ -53462,8 +53462,8 @@
         <w:t xml:space="preserve">.</w:t>
       </w:r>
     </w:p>
-    <w:bookmarkEnd w:id="145"/>
-    <w:bookmarkStart w:id="147" w:name="ref-folland1999real"/>
+    <w:bookmarkEnd w:id="146"/>
+    <w:bookmarkStart w:id="148" w:name="ref-folland1999real"/>
     <w:p>
       <w:pPr>
         <w:pStyle w:val="Bibliography"/>
@@ -53487,7 +53487,7 @@
       <w:r>
         <w:t xml:space="preserve"> </w:t>
       </w:r>
-      <w:hyperlink r:id="rId146">
+      <w:hyperlink r:id="rId147">
         <w:r>
           <w:rPr>
             <w:rStyle w:val="Hyperlink"/>
@@ -53499,8 +53499,8 @@
         <w:t xml:space="preserve">.</w:t>
       </w:r>
     </w:p>
-    <w:bookmarkEnd w:id="147"/>
-    <w:bookmarkStart w:id="149" w:name="ref-gut2013"/>
+    <w:bookmarkEnd w:id="148"/>
+    <w:bookmarkStart w:id="150" w:name="ref-gut2013"/>
     <w:p>
       <w:pPr>
         <w:pStyle w:val="Bibliography"/>
@@ -53524,7 +53524,7 @@
       <w:r>
         <w:t xml:space="preserve"> </w:t>
       </w:r>
-      <w:hyperlink r:id="rId148">
+      <w:hyperlink r:id="rId149">
         <w:r>
           <w:rPr>
             <w:rStyle w:val="Hyperlink"/>
@@ -53536,9 +53536,9 @@
         <w:t xml:space="preserve">.</w:t>
       </w:r>
     </w:p>
-    <w:bookmarkEnd w:id="149"/>
     <w:bookmarkEnd w:id="150"/>
     <w:bookmarkEnd w:id="151"/>
+    <w:bookmarkEnd w:id="152"/>
     <w:sectPr>
       <w:footnotePr>
         <w:numRestart w:val="eachSect"/>
